--- a/NOTES/Selenium_Notes_WebdriverAPI.docx
+++ b/NOTES/Selenium_Notes_WebdriverAPI.docx
@@ -24,6 +24,7 @@
     <w:p/>
     <w:p>
       <w:pPr>
+        <w:pStyle w:val="Heading1"/>
         <w:rPr>
           <w:b/>
           <w:bCs/>
@@ -294,24 +295,15 @@
     <w:p/>
     <w:p>
       <w:pPr>
-        <w:rPr>
-          <w:b/>
-          <w:bCs/>
-        </w:rPr>
+        <w:pStyle w:val="Heading1"/>
       </w:pPr>
       <w:r>
         <w:rPr>
           <w:rFonts w:ascii="Segoe UI Emoji" w:hAnsi="Segoe UI Emoji" w:cs="Segoe UI Emoji"/>
-          <w:b/>
-          <w:bCs/>
         </w:rPr>
         <w:t>✅</w:t>
       </w:r>
       <w:r>
-        <w:rPr>
-          <w:b/>
-          <w:bCs/>
-        </w:rPr>
         <w:t xml:space="preserve"> 2. What is the WebDriver Interface?</w:t>
       </w:r>
     </w:p>
@@ -396,6 +388,7 @@
       <w:proofErr w:type="spellStart"/>
       <w:proofErr w:type="gramStart"/>
       <w:r>
+        <w:lastRenderedPageBreak/>
         <w:t>findElement</w:t>
       </w:r>
       <w:proofErr w:type="spellEnd"/>
@@ -416,7 +409,6 @@
       </w:pPr>
       <w:proofErr w:type="gramStart"/>
       <w:r>
-        <w:lastRenderedPageBreak/>
         <w:t>manage(</w:t>
       </w:r>
       <w:proofErr w:type="gramEnd"/>
@@ -743,6 +735,7 @@
     <w:p/>
     <w:p>
       <w:pPr>
+        <w:pStyle w:val="Heading1"/>
         <w:rPr>
           <w:b/>
           <w:bCs/>
@@ -816,6 +809,7 @@
                 <w:b/>
                 <w:bCs/>
               </w:rPr>
+              <w:lastRenderedPageBreak/>
               <w:t>Concept</w:t>
             </w:r>
           </w:p>
@@ -892,7 +886,6 @@
                 <w:b/>
                 <w:bCs/>
               </w:rPr>
-              <w:lastRenderedPageBreak/>
               <w:t>WebDriver API</w:t>
             </w:r>
           </w:p>
@@ -1065,6 +1058,7 @@
     </w:p>
     <w:p>
       <w:pPr>
+        <w:pStyle w:val="Heading1"/>
         <w:rPr>
           <w:b/>
           <w:bCs/>
@@ -1184,6 +1178,7 @@
         </w:numPr>
       </w:pPr>
       <w:r>
+        <w:lastRenderedPageBreak/>
         <w:t>Browser opens the URL</w:t>
       </w:r>
     </w:p>
@@ -1194,6 +1189,7 @@
     </w:p>
     <w:p>
       <w:pPr>
+        <w:pStyle w:val="Heading1"/>
         <w:rPr>
           <w:b/>
           <w:bCs/>
@@ -1227,7 +1223,6 @@
           <w:b/>
           <w:bCs/>
         </w:rPr>
-        <w:lastRenderedPageBreak/>
         <w:t>Using WebDriver interface:</w:t>
       </w:r>
     </w:p>
@@ -1355,6 +1350,7 @@
     <w:p/>
     <w:p>
       <w:pPr>
+        <w:pStyle w:val="Heading1"/>
         <w:rPr>
           <w:b/>
           <w:bCs/>
@@ -1439,10 +1435,7 @@
     </w:p>
     <w:p>
       <w:pPr>
-        <w:rPr>
-          <w:b/>
-          <w:bCs/>
-        </w:rPr>
+        <w:pStyle w:val="Heading2"/>
       </w:pPr>
       <w:r>
         <w:t xml:space="preserve">                 </w:t>
@@ -1450,31 +1443,19 @@
       <w:r>
         <w:rPr>
           <w:rFonts w:ascii="Segoe UI Emoji" w:hAnsi="Segoe UI Emoji" w:cs="Segoe UI Emoji"/>
-          <w:b/>
-          <w:bCs/>
         </w:rPr>
         <w:t>🧑</w:t>
       </w:r>
       <w:r>
-        <w:rPr>
-          <w:b/>
-          <w:bCs/>
-        </w:rPr>
         <w:t>‍</w:t>
       </w:r>
       <w:r>
         <w:rPr>
           <w:rFonts w:ascii="Segoe UI Emoji" w:hAnsi="Segoe UI Emoji" w:cs="Segoe UI Emoji"/>
-          <w:b/>
-          <w:bCs/>
         </w:rPr>
         <w:t>💻</w:t>
       </w:r>
       <w:r>
-        <w:rPr>
-          <w:b/>
-          <w:bCs/>
-        </w:rPr>
         <w:t xml:space="preserve"> TEST SCRIPT (Your Code)</w:t>
       </w:r>
     </w:p>
@@ -1521,6 +1502,7 @@
     </w:p>
     <w:p>
       <w:r>
+        <w:lastRenderedPageBreak/>
         <w:t xml:space="preserve">                                </w:t>
       </w:r>
       <w:proofErr w:type="gramStart"/>
@@ -1578,228 +1560,228 @@
     </w:p>
     <w:p>
       <w:r>
+        <w:t xml:space="preserve">                   |   navigate, </w:t>
+      </w:r>
+      <w:proofErr w:type="spellStart"/>
+      <w:r>
+        <w:t>switchTo</w:t>
+      </w:r>
+      <w:proofErr w:type="spellEnd"/>
+      <w:r>
+        <w:t>, etc.)   |</w:t>
+      </w:r>
+    </w:p>
+    <w:p>
+      <w:r>
+        <w:t xml:space="preserve">                   ---------------------------------</w:t>
+      </w:r>
+    </w:p>
+    <w:p>
+      <w:r>
+        <w:t xml:space="preserve">                                |</w:t>
+      </w:r>
+    </w:p>
+    <w:p>
+      <w:r>
+        <w:t xml:space="preserve">                                | implemented by</w:t>
+      </w:r>
+    </w:p>
+    <w:p>
+      <w:r>
+        <w:t xml:space="preserve">                                v</w:t>
+      </w:r>
+    </w:p>
+    <w:p>
+      <w:r>
+        <w:t xml:space="preserve">      ------------------------------------------------------------------</w:t>
+      </w:r>
+    </w:p>
+    <w:p>
+      <w:r>
+        <w:t xml:space="preserve">      |                    Browser-Specific Drivers                    |</w:t>
+      </w:r>
+    </w:p>
+    <w:p>
+      <w:r>
+        <w:t xml:space="preserve">      |                                                                |</w:t>
+      </w:r>
+    </w:p>
+    <w:p>
+      <w:r>
+        <w:t xml:space="preserve">      |   </w:t>
+      </w:r>
+      <w:proofErr w:type="spellStart"/>
+      <w:r>
+        <w:t>ChromeDriver</w:t>
+      </w:r>
+      <w:proofErr w:type="spellEnd"/>
+      <w:r>
+        <w:t xml:space="preserve">     </w:t>
+      </w:r>
+      <w:proofErr w:type="spellStart"/>
+      <w:r>
+        <w:t>FirefoxDriver</w:t>
+      </w:r>
+      <w:proofErr w:type="spellEnd"/>
+      <w:r>
+        <w:t xml:space="preserve">    </w:t>
+      </w:r>
+      <w:proofErr w:type="spellStart"/>
+      <w:r>
+        <w:t>EdgeDriver</w:t>
+      </w:r>
+      <w:proofErr w:type="spellEnd"/>
+      <w:r>
+        <w:t xml:space="preserve">    </w:t>
+      </w:r>
+      <w:proofErr w:type="spellStart"/>
+      <w:r>
+        <w:t>SafariDriver</w:t>
+      </w:r>
+      <w:proofErr w:type="spellEnd"/>
+      <w:r>
+        <w:t xml:space="preserve"> |</w:t>
+      </w:r>
+    </w:p>
+    <w:p>
+      <w:r>
+        <w:t xml:space="preserve">      |</w:t>
+      </w:r>
+      <w:proofErr w:type="gramStart"/>
+      <w:r>
+        <w:t xml:space="preserve">   (</w:t>
+      </w:r>
+      <w:proofErr w:type="spellStart"/>
+      <w:r>
+        <w:t>chromedriver</w:t>
+      </w:r>
+      <w:proofErr w:type="spellEnd"/>
+      <w:r>
+        <w:t xml:space="preserve">)   </w:t>
+      </w:r>
+      <w:proofErr w:type="gramEnd"/>
+      <w:r>
+        <w:t>(</w:t>
+      </w:r>
+      <w:proofErr w:type="spellStart"/>
+      <w:proofErr w:type="gramStart"/>
+      <w:r>
+        <w:t>geckodriver</w:t>
+      </w:r>
+      <w:proofErr w:type="spellEnd"/>
+      <w:r>
+        <w:t xml:space="preserve">)   </w:t>
+      </w:r>
+      <w:proofErr w:type="gramEnd"/>
+      <w:r>
+        <w:t xml:space="preserve"> (</w:t>
+      </w:r>
+      <w:proofErr w:type="spellStart"/>
+      <w:proofErr w:type="gramStart"/>
+      <w:r>
+        <w:t>msedgedriver</w:t>
+      </w:r>
+      <w:proofErr w:type="spellEnd"/>
+      <w:r>
+        <w:t xml:space="preserve">)   </w:t>
+      </w:r>
+      <w:proofErr w:type="gramEnd"/>
+      <w:r>
+        <w:t xml:space="preserve">   ...    |</w:t>
+      </w:r>
+    </w:p>
+    <w:p>
+      <w:r>
+        <w:t xml:space="preserve">      ------------------------------------------------------------------</w:t>
+      </w:r>
+    </w:p>
+    <w:p>
+      <w:r>
+        <w:t xml:space="preserve">                                |</w:t>
+      </w:r>
+    </w:p>
+    <w:p>
+      <w:r>
+        <w:t xml:space="preserve">                                </w:t>
+      </w:r>
+      <w:proofErr w:type="gramStart"/>
+      <w:r>
+        <w:t>|  W</w:t>
+      </w:r>
+      <w:proofErr w:type="gramEnd"/>
+      <w:r>
+        <w:t>3C WebDriver Protocol (JSON over HTTP)</w:t>
+      </w:r>
+    </w:p>
+    <w:p>
+      <w:r>
+        <w:t xml:space="preserve">                                v</w:t>
+      </w:r>
+    </w:p>
+    <w:p>
+      <w:r>
+        <w:t xml:space="preserve">                     ------------------------------</w:t>
+      </w:r>
+    </w:p>
+    <w:p>
+      <w:r>
+        <w:t xml:space="preserve">                     |         REAL BROWSER        |</w:t>
+      </w:r>
+    </w:p>
+    <w:p>
+      <w:r>
+        <w:t xml:space="preserve">                     </w:t>
+      </w:r>
+      <w:proofErr w:type="gramStart"/>
+      <w:r>
+        <w:t>|  Chrome</w:t>
+      </w:r>
+      <w:proofErr w:type="gramEnd"/>
+      <w:r>
+        <w:t xml:space="preserve"> / Firefox / Edge    |</w:t>
+      </w:r>
+    </w:p>
+    <w:p>
+      <w:r>
+        <w:t xml:space="preserve">                     </w:t>
+      </w:r>
+      <w:proofErr w:type="gramStart"/>
+      <w:r>
+        <w:t>|  Executes</w:t>
+      </w:r>
+      <w:proofErr w:type="gramEnd"/>
+      <w:r>
+        <w:t xml:space="preserve"> actual actions    |</w:t>
+      </w:r>
+    </w:p>
+    <w:p>
+      <w:r>
+        <w:t xml:space="preserve">                     ------------------------------</w:t>
+      </w:r>
+    </w:p>
+    <w:p>
+      <w:r>
+        <w:t xml:space="preserve">                                |</w:t>
+      </w:r>
+    </w:p>
+    <w:p>
+      <w:r>
+        <w:t xml:space="preserve">                                v</w:t>
+      </w:r>
+    </w:p>
+    <w:p>
+      <w:r>
+        <w:t xml:space="preserve">                     ------------------------------</w:t>
+      </w:r>
+    </w:p>
+    <w:p>
+      <w:r>
+        <w:t xml:space="preserve">                     |     WEB APPLICATION         |</w:t>
+      </w:r>
+    </w:p>
+    <w:p>
+      <w:r>
         <w:lastRenderedPageBreak/>
-        <w:t xml:space="preserve">                   |   navigate, </w:t>
-      </w:r>
-      <w:proofErr w:type="spellStart"/>
-      <w:r>
-        <w:t>switchTo</w:t>
-      </w:r>
-      <w:proofErr w:type="spellEnd"/>
-      <w:r>
-        <w:t>, etc.)   |</w:t>
-      </w:r>
-    </w:p>
-    <w:p>
-      <w:r>
-        <w:t xml:space="preserve">                   ---------------------------------</w:t>
-      </w:r>
-    </w:p>
-    <w:p>
-      <w:r>
-        <w:t xml:space="preserve">                                |</w:t>
-      </w:r>
-    </w:p>
-    <w:p>
-      <w:r>
-        <w:t xml:space="preserve">                                | implemented by</w:t>
-      </w:r>
-    </w:p>
-    <w:p>
-      <w:r>
-        <w:t xml:space="preserve">                                v</w:t>
-      </w:r>
-    </w:p>
-    <w:p>
-      <w:r>
-        <w:t xml:space="preserve">      ------------------------------------------------------------------</w:t>
-      </w:r>
-    </w:p>
-    <w:p>
-      <w:r>
-        <w:t xml:space="preserve">      |                    Browser-Specific Drivers                    |</w:t>
-      </w:r>
-    </w:p>
-    <w:p>
-      <w:r>
-        <w:t xml:space="preserve">      |                                                                |</w:t>
-      </w:r>
-    </w:p>
-    <w:p>
-      <w:r>
-        <w:t xml:space="preserve">      |   </w:t>
-      </w:r>
-      <w:proofErr w:type="spellStart"/>
-      <w:r>
-        <w:t>ChromeDriver</w:t>
-      </w:r>
-      <w:proofErr w:type="spellEnd"/>
-      <w:r>
-        <w:t xml:space="preserve">     </w:t>
-      </w:r>
-      <w:proofErr w:type="spellStart"/>
-      <w:r>
-        <w:t>FirefoxDriver</w:t>
-      </w:r>
-      <w:proofErr w:type="spellEnd"/>
-      <w:r>
-        <w:t xml:space="preserve">    </w:t>
-      </w:r>
-      <w:proofErr w:type="spellStart"/>
-      <w:r>
-        <w:t>EdgeDriver</w:t>
-      </w:r>
-      <w:proofErr w:type="spellEnd"/>
-      <w:r>
-        <w:t xml:space="preserve">    </w:t>
-      </w:r>
-      <w:proofErr w:type="spellStart"/>
-      <w:r>
-        <w:t>SafariDriver</w:t>
-      </w:r>
-      <w:proofErr w:type="spellEnd"/>
-      <w:r>
-        <w:t xml:space="preserve"> |</w:t>
-      </w:r>
-    </w:p>
-    <w:p>
-      <w:r>
-        <w:t xml:space="preserve">      |</w:t>
-      </w:r>
-      <w:proofErr w:type="gramStart"/>
-      <w:r>
-        <w:t xml:space="preserve">   (</w:t>
-      </w:r>
-      <w:proofErr w:type="spellStart"/>
-      <w:r>
-        <w:t>chromedriver</w:t>
-      </w:r>
-      <w:proofErr w:type="spellEnd"/>
-      <w:r>
-        <w:t xml:space="preserve">)   </w:t>
-      </w:r>
-      <w:proofErr w:type="gramEnd"/>
-      <w:r>
-        <w:t>(</w:t>
-      </w:r>
-      <w:proofErr w:type="spellStart"/>
-      <w:proofErr w:type="gramStart"/>
-      <w:r>
-        <w:t>geckodriver</w:t>
-      </w:r>
-      <w:proofErr w:type="spellEnd"/>
-      <w:r>
-        <w:t xml:space="preserve">)   </w:t>
-      </w:r>
-      <w:proofErr w:type="gramEnd"/>
-      <w:r>
-        <w:t xml:space="preserve"> (</w:t>
-      </w:r>
-      <w:proofErr w:type="spellStart"/>
-      <w:proofErr w:type="gramStart"/>
-      <w:r>
-        <w:t>msedgedriver</w:t>
-      </w:r>
-      <w:proofErr w:type="spellEnd"/>
-      <w:r>
-        <w:t xml:space="preserve">)   </w:t>
-      </w:r>
-      <w:proofErr w:type="gramEnd"/>
-      <w:r>
-        <w:t xml:space="preserve">   ...    |</w:t>
-      </w:r>
-    </w:p>
-    <w:p>
-      <w:r>
-        <w:t xml:space="preserve">      ------------------------------------------------------------------</w:t>
-      </w:r>
-    </w:p>
-    <w:p>
-      <w:r>
-        <w:t xml:space="preserve">                                |</w:t>
-      </w:r>
-    </w:p>
-    <w:p>
-      <w:r>
-        <w:t xml:space="preserve">                                </w:t>
-      </w:r>
-      <w:proofErr w:type="gramStart"/>
-      <w:r>
-        <w:t>|  W</w:t>
-      </w:r>
-      <w:proofErr w:type="gramEnd"/>
-      <w:r>
-        <w:t>3C WebDriver Protocol (JSON over HTTP)</w:t>
-      </w:r>
-    </w:p>
-    <w:p>
-      <w:r>
-        <w:t xml:space="preserve">                                v</w:t>
-      </w:r>
-    </w:p>
-    <w:p>
-      <w:r>
-        <w:t xml:space="preserve">                     ------------------------------</w:t>
-      </w:r>
-    </w:p>
-    <w:p>
-      <w:r>
-        <w:t xml:space="preserve">                     |         REAL BROWSER        |</w:t>
-      </w:r>
-    </w:p>
-    <w:p>
-      <w:r>
-        <w:t xml:space="preserve">                     </w:t>
-      </w:r>
-      <w:proofErr w:type="gramStart"/>
-      <w:r>
-        <w:t>|  Chrome</w:t>
-      </w:r>
-      <w:proofErr w:type="gramEnd"/>
-      <w:r>
-        <w:t xml:space="preserve"> / Firefox / Edge    |</w:t>
-      </w:r>
-    </w:p>
-    <w:p>
-      <w:r>
-        <w:t xml:space="preserve">                     </w:t>
-      </w:r>
-      <w:proofErr w:type="gramStart"/>
-      <w:r>
-        <w:t>|  Executes</w:t>
-      </w:r>
-      <w:proofErr w:type="gramEnd"/>
-      <w:r>
-        <w:t xml:space="preserve"> actual actions    |</w:t>
-      </w:r>
-    </w:p>
-    <w:p>
-      <w:r>
-        <w:t xml:space="preserve">                     ------------------------------</w:t>
-      </w:r>
-    </w:p>
-    <w:p>
-      <w:r>
-        <w:t xml:space="preserve">                                |</w:t>
-      </w:r>
-    </w:p>
-    <w:p>
-      <w:r>
-        <w:t xml:space="preserve">                                v</w:t>
-      </w:r>
-    </w:p>
-    <w:p>
-      <w:r>
-        <w:t xml:space="preserve">                     ------------------------------</w:t>
-      </w:r>
-    </w:p>
-    <w:p>
-      <w:r>
-        <w:t xml:space="preserve">                     |     WEB APPLICATION         |</w:t>
-      </w:r>
-    </w:p>
-    <w:p>
-      <w:r>
         <w:t xml:space="preserve">                     ------------------------------</w:t>
       </w:r>
     </w:p>
@@ -1876,7 +1858,6 @@
         </w:numPr>
       </w:pPr>
       <w:r>
-        <w:lastRenderedPageBreak/>
         <w:t>Example:</w:t>
       </w:r>
     </w:p>
@@ -2192,6 +2173,7 @@
           <w:b/>
           <w:bCs/>
         </w:rPr>
+        <w:lastRenderedPageBreak/>
         <w:t>5️</w:t>
       </w:r>
       <w:r>
@@ -2280,7 +2262,6 @@
         </w:pBdr>
       </w:pPr>
       <w:r>
-        <w:lastRenderedPageBreak/>
         <w:t xml:space="preserve">WebDriver architecture follows a </w:t>
       </w:r>
       <w:r>
@@ -2314,158 +2295,88 @@
     </w:p>
     <w:p/>
     <w:p>
-      <w:proofErr w:type="gramStart"/>
-      <w:r>
-        <w:t>he</w:t>
-      </w:r>
-      <w:proofErr w:type="gramEnd"/>
+      <w:pPr>
+        <w:pStyle w:val="Heading1"/>
+      </w:pPr>
+      <w:r>
+        <w:t>T</w:t>
+      </w:r>
+      <w:r>
+        <w:t>he WebDriver interface itself contains 3 main inner interfaces:</w:t>
+      </w:r>
+    </w:p>
+    <w:p>
+      <w:pPr>
+        <w:pStyle w:val="Heading2"/>
+      </w:pPr>
+      <w:r>
+        <w:t>1️</w:t>
+      </w:r>
+      <w:r>
+        <w:rPr>
+          <w:rFonts w:ascii="Segoe UI Symbol" w:hAnsi="Segoe UI Symbol" w:cs="Segoe UI Symbol"/>
+        </w:rPr>
+        <w:t>⃣</w:t>
+      </w:r>
       <w:r>
         <w:t xml:space="preserve"> </w:t>
       </w:r>
-      <w:r>
-        <w:rPr>
-          <w:b/>
-          <w:bCs/>
-        </w:rPr>
-        <w:t>WebDriver interface</w:t>
-      </w:r>
-      <w:r>
-        <w:t xml:space="preserve"> itself contains </w:t>
-      </w:r>
-      <w:r>
-        <w:rPr>
-          <w:b/>
-          <w:bCs/>
-        </w:rPr>
-        <w:t>3 main inner interfaces</w:t>
-      </w:r>
-      <w:r>
-        <w:t>:</w:t>
-      </w:r>
-    </w:p>
-    <w:p>
-      <w:pPr>
-        <w:rPr>
-          <w:b/>
-          <w:bCs/>
-        </w:rPr>
-      </w:pPr>
-      <w:r>
-        <w:rPr>
-          <w:b/>
-          <w:bCs/>
-        </w:rPr>
-        <w:t>1️</w:t>
+      <w:proofErr w:type="spellStart"/>
+      <w:r>
+        <w:t>WebDriver.Navigation</w:t>
+      </w:r>
+      <w:proofErr w:type="spellEnd"/>
+    </w:p>
+    <w:p>
+      <w:r>
+        <w:t>Used for browser navigation operations.</w:t>
+      </w:r>
+    </w:p>
+    <w:p>
+      <w:pPr>
+        <w:pStyle w:val="Heading2"/>
+      </w:pPr>
+      <w:r>
+        <w:t>2️</w:t>
       </w:r>
       <w:r>
         <w:rPr>
           <w:rFonts w:ascii="Segoe UI Symbol" w:hAnsi="Segoe UI Symbol" w:cs="Segoe UI Symbol"/>
-          <w:b/>
-          <w:bCs/>
         </w:rPr>
         <w:t>⃣</w:t>
       </w:r>
       <w:r>
-        <w:rPr>
-          <w:b/>
-          <w:bCs/>
-        </w:rPr>
         <w:t xml:space="preserve"> </w:t>
       </w:r>
       <w:proofErr w:type="spellStart"/>
       <w:r>
-        <w:rPr>
-          <w:b/>
-          <w:bCs/>
-        </w:rPr>
-        <w:t>WebDriver.Navigation</w:t>
+        <w:t>WebDriver.TargetLocator</w:t>
       </w:r>
       <w:proofErr w:type="spellEnd"/>
     </w:p>
     <w:p>
       <w:r>
-        <w:t>Used for browser navigation operations.</w:t>
-      </w:r>
-    </w:p>
-    <w:p>
-      <w:pPr>
-        <w:rPr>
-          <w:b/>
-          <w:bCs/>
-        </w:rPr>
-      </w:pPr>
-      <w:r>
-        <w:rPr>
-          <w:b/>
-          <w:bCs/>
-        </w:rPr>
-        <w:t>2️</w:t>
+        <w:t>Used for switching between windows, frames, alerts.</w:t>
+      </w:r>
+    </w:p>
+    <w:p>
+      <w:pPr>
+        <w:pStyle w:val="Heading2"/>
+      </w:pPr>
+      <w:r>
+        <w:t>3️</w:t>
       </w:r>
       <w:r>
         <w:rPr>
           <w:rFonts w:ascii="Segoe UI Symbol" w:hAnsi="Segoe UI Symbol" w:cs="Segoe UI Symbol"/>
-          <w:b/>
-          <w:bCs/>
         </w:rPr>
         <w:t>⃣</w:t>
       </w:r>
       <w:r>
-        <w:rPr>
-          <w:b/>
-          <w:bCs/>
-        </w:rPr>
         <w:t xml:space="preserve"> </w:t>
       </w:r>
       <w:proofErr w:type="spellStart"/>
       <w:r>
-        <w:rPr>
-          <w:b/>
-          <w:bCs/>
-        </w:rPr>
-        <w:t>WebDriver.TargetLocator</w:t>
-      </w:r>
-      <w:proofErr w:type="spellEnd"/>
-    </w:p>
-    <w:p>
-      <w:r>
-        <w:t>Used for switching between windows, frames, alerts.</w:t>
-      </w:r>
-    </w:p>
-    <w:p>
-      <w:pPr>
-        <w:rPr>
-          <w:b/>
-          <w:bCs/>
-        </w:rPr>
-      </w:pPr>
-      <w:r>
-        <w:rPr>
-          <w:b/>
-          <w:bCs/>
-        </w:rPr>
-        <w:t>3️</w:t>
-      </w:r>
-      <w:r>
-        <w:rPr>
-          <w:rFonts w:ascii="Segoe UI Symbol" w:hAnsi="Segoe UI Symbol" w:cs="Segoe UI Symbol"/>
-          <w:b/>
-          <w:bCs/>
-        </w:rPr>
-        <w:t>⃣</w:t>
-      </w:r>
-      <w:r>
-        <w:rPr>
-          <w:b/>
-          <w:bCs/>
-        </w:rPr>
-        <w:t xml:space="preserve"> </w:t>
-      </w:r>
-      <w:proofErr w:type="spellStart"/>
-      <w:r>
-        <w:rPr>
-          <w:b/>
-          <w:bCs/>
-        </w:rPr>
         <w:t>WebDriver.Options</w:t>
       </w:r>
       <w:proofErr w:type="spellEnd"/>
@@ -2541,7 +2452,7 @@
     <w:p>
       <w:r>
         <w:pict w14:anchorId="37F7EEAF">
-          <v:rect id="_x0000_i1031" style="width:0;height:1.5pt" o:hralign="center" o:hrstd="t" o:hr="t" fillcolor="#a0a0a0" stroked="f"/>
+          <v:rect id="_x0000_i1025" style="width:0;height:1.5pt" o:hralign="center" o:hrstd="t" o:hr="t" fillcolor="#a0a0a0" stroked="f"/>
         </w:pict>
       </w:r>
     </w:p>
@@ -2596,6 +2507,7 @@
     </w:p>
     <w:p>
       <w:r>
+        <w:lastRenderedPageBreak/>
         <w:t xml:space="preserve"> </w:t>
       </w:r>
       <w:r>
@@ -2671,6 +2583,7 @@
     </w:p>
     <w:p>
       <w:pPr>
+        <w:pStyle w:val="Heading2"/>
         <w:rPr>
           <w:b/>
           <w:bCs/>
@@ -2785,7 +2698,6 @@
                 <w:b/>
                 <w:bCs/>
               </w:rPr>
-              <w:lastRenderedPageBreak/>
               <w:t>Method</w:t>
             </w:r>
           </w:p>
@@ -3020,6 +2932,7 @@
     <w:p/>
     <w:p>
       <w:pPr>
+        <w:pStyle w:val="Heading2"/>
         <w:rPr>
           <w:b/>
           <w:bCs/>
@@ -3277,6 +3190,7 @@
             <w:proofErr w:type="spellStart"/>
             <w:proofErr w:type="gramStart"/>
             <w:r>
+              <w:lastRenderedPageBreak/>
               <w:t>defaultContent</w:t>
             </w:r>
             <w:proofErr w:type="spellEnd"/>
@@ -3453,7 +3367,6 @@
       <w:proofErr w:type="spellStart"/>
       <w:proofErr w:type="gramStart"/>
       <w:r>
-        <w:lastRenderedPageBreak/>
         <w:t>driver.switchTo</w:t>
       </w:r>
       <w:proofErr w:type="spellEnd"/>
@@ -3479,58 +3392,32 @@
     </w:p>
     <w:p>
       <w:pPr>
-        <w:pBdr>
-          <w:bottom w:val="single" w:sz="6" w:space="1" w:color="auto"/>
-        </w:pBdr>
-        <w:rPr>
-          <w:b/>
-          <w:bCs/>
-        </w:rPr>
+        <w:pStyle w:val="Heading2"/>
       </w:pPr>
       <w:r>
         <w:rPr>
           <w:rFonts w:ascii="Segoe UI Emoji" w:hAnsi="Segoe UI Emoji" w:cs="Segoe UI Emoji"/>
-          <w:b/>
-          <w:bCs/>
         </w:rPr>
         <w:t>🔍</w:t>
       </w:r>
       <w:r>
-        <w:rPr>
-          <w:b/>
-          <w:bCs/>
-        </w:rPr>
         <w:t xml:space="preserve"> 3️</w:t>
       </w:r>
       <w:r>
         <w:rPr>
           <w:rFonts w:ascii="Segoe UI Symbol" w:hAnsi="Segoe UI Symbol" w:cs="Segoe UI Symbol"/>
-          <w:b/>
-          <w:bCs/>
         </w:rPr>
         <w:t>⃣</w:t>
       </w:r>
       <w:r>
-        <w:rPr>
-          <w:b/>
-          <w:bCs/>
-        </w:rPr>
         <w:t xml:space="preserve"> </w:t>
       </w:r>
       <w:proofErr w:type="spellStart"/>
       <w:r>
-        <w:rPr>
-          <w:b/>
-          <w:bCs/>
-        </w:rPr>
         <w:t>WebDriver.Options</w:t>
       </w:r>
       <w:proofErr w:type="spellEnd"/>
       <w:r>
-        <w:rPr>
-          <w:b/>
-          <w:bCs/>
-        </w:rPr>
         <w:t xml:space="preserve"> Interface</w:t>
       </w:r>
     </w:p>
@@ -3830,45 +3717,23 @@
     </w:p>
     <w:p>
       <w:pPr>
-        <w:pBdr>
-          <w:bottom w:val="single" w:sz="6" w:space="1" w:color="auto"/>
-        </w:pBdr>
-        <w:rPr>
-          <w:b/>
-          <w:bCs/>
-        </w:rPr>
+        <w:pStyle w:val="Heading2"/>
       </w:pPr>
       <w:r>
         <w:rPr>
           <w:rFonts w:ascii="Segoe UI Emoji" w:hAnsi="Segoe UI Emoji" w:cs="Segoe UI Emoji"/>
-          <w:b/>
-          <w:bCs/>
         </w:rPr>
         <w:t>🧩</w:t>
       </w:r>
       <w:r>
-        <w:rPr>
-          <w:b/>
-          <w:bCs/>
-        </w:rPr>
         <w:t xml:space="preserve"> Options Sub-Interfaces</w:t>
       </w:r>
     </w:p>
     <w:p>
       <w:pPr>
-        <w:pBdr>
-          <w:bottom w:val="single" w:sz="6" w:space="1" w:color="auto"/>
-        </w:pBdr>
-        <w:rPr>
-          <w:b/>
-          <w:bCs/>
-        </w:rPr>
-      </w:pPr>
-      <w:r>
-        <w:rPr>
-          <w:b/>
-          <w:bCs/>
-        </w:rPr>
+        <w:pStyle w:val="Heading3"/>
+      </w:pPr>
+      <w:r>
         <w:t>3.1 Timeouts</w:t>
       </w:r>
     </w:p>
@@ -4030,6 +3895,7 @@
             <w:proofErr w:type="spellStart"/>
             <w:proofErr w:type="gramStart"/>
             <w:r>
+              <w:lastRenderedPageBreak/>
               <w:t>pageLoadTimeout</w:t>
             </w:r>
             <w:proofErr w:type="spellEnd"/>
@@ -4160,19 +4026,9 @@
     </w:p>
     <w:p>
       <w:pPr>
-        <w:pBdr>
-          <w:bottom w:val="single" w:sz="6" w:space="1" w:color="auto"/>
-        </w:pBdr>
-        <w:rPr>
-          <w:b/>
-          <w:bCs/>
-        </w:rPr>
-      </w:pPr>
-      <w:r>
-        <w:rPr>
-          <w:b/>
-          <w:bCs/>
-        </w:rPr>
+        <w:pStyle w:val="Heading2"/>
+      </w:pPr>
+      <w:r>
         <w:t>3.2 Window</w:t>
       </w:r>
     </w:p>
@@ -4328,7 +4184,6 @@
             </w:pPr>
             <w:proofErr w:type="gramStart"/>
             <w:r>
-              <w:lastRenderedPageBreak/>
               <w:t>minimize(</w:t>
             </w:r>
             <w:proofErr w:type="gramEnd"/>
@@ -4545,20 +4400,51 @@
     </w:p>
     <w:p>
       <w:pPr>
+        <w:pStyle w:val="Heading3"/>
+        <w:rPr>
+          <w:b/>
+          <w:bCs/>
+        </w:rPr>
+      </w:pPr>
+      <w:r>
+        <w:rPr>
+          <w:b/>
+          <w:bCs/>
+        </w:rPr>
+        <w:t>3.3 Logs (Deprecated in Selenium 4)</w:t>
+      </w:r>
+    </w:p>
+    <w:p>
+      <w:pPr>
         <w:pBdr>
           <w:bottom w:val="single" w:sz="6" w:space="1" w:color="auto"/>
         </w:pBdr>
-        <w:rPr>
-          <w:b/>
-          <w:bCs/>
-        </w:rPr>
-      </w:pPr>
-      <w:r>
-        <w:rPr>
-          <w:b/>
-          <w:bCs/>
-        </w:rPr>
-        <w:t>3.3 Logs (Deprecated in Selenium 4)</w:t>
+      </w:pPr>
+      <w:r>
+        <w:t>Was used to get browser logs (Chrome, Firefox).</w:t>
+      </w:r>
+      <w:r>
+        <w:br/>
+        <w:t xml:space="preserve">Now replaced by </w:t>
+      </w:r>
+      <w:proofErr w:type="spellStart"/>
+      <w:r>
+        <w:rPr>
+          <w:b/>
+          <w:bCs/>
+        </w:rPr>
+        <w:t>DevTools</w:t>
+      </w:r>
+      <w:proofErr w:type="spellEnd"/>
+      <w:r>
+        <w:rPr>
+          <w:b/>
+          <w:bCs/>
+        </w:rPr>
+        <w:t xml:space="preserve"> (CDP API)</w:t>
+      </w:r>
+      <w:r>
+        <w:t>.</w:t>
       </w:r>
     </w:p>
     <w:p>
@@ -4566,32 +4452,17 @@
         <w:pBdr>
           <w:bottom w:val="single" w:sz="6" w:space="1" w:color="auto"/>
         </w:pBdr>
-      </w:pPr>
-      <w:r>
-        <w:t>Was used to get browser logs (Chrome, Firefox).</w:t>
-      </w:r>
-      <w:r>
-        <w:br/>
-        <w:t xml:space="preserve">Now replaced by </w:t>
-      </w:r>
-      <w:proofErr w:type="spellStart"/>
-      <w:r>
-        <w:rPr>
-          <w:b/>
-          <w:bCs/>
-        </w:rPr>
-        <w:t>DevTools</w:t>
-      </w:r>
-      <w:proofErr w:type="spellEnd"/>
-      <w:r>
-        <w:rPr>
-          <w:b/>
-          <w:bCs/>
-        </w:rPr>
-        <w:t xml:space="preserve"> (CDP API)</w:t>
-      </w:r>
-      <w:r>
-        <w:t>.</w:t>
+        <w:rPr>
+          <w:b/>
+          <w:bCs/>
+        </w:rPr>
+      </w:pPr>
+      <w:r>
+        <w:rPr>
+          <w:b/>
+          <w:bCs/>
+        </w:rPr>
+        <w:t>Simple Explanation (Interview Ready)</w:t>
       </w:r>
     </w:p>
     <w:p>
@@ -4599,17 +4470,103 @@
         <w:pBdr>
           <w:bottom w:val="single" w:sz="6" w:space="1" w:color="auto"/>
         </w:pBdr>
-        <w:rPr>
-          <w:b/>
-          <w:bCs/>
-        </w:rPr>
-      </w:pPr>
-      <w:r>
-        <w:rPr>
-          <w:b/>
-          <w:bCs/>
-        </w:rPr>
-        <w:t>Simple Explanation (Interview Ready)</w:t>
+      </w:pPr>
+      <w:r>
+        <w:t xml:space="preserve">WebDriver has three main inner interfaces: </w:t>
+      </w:r>
+      <w:r>
+        <w:rPr>
+          <w:b/>
+          <w:bCs/>
+        </w:rPr>
+        <w:t>Navigation</w:t>
+      </w:r>
+      <w:r>
+        <w:t xml:space="preserve">, </w:t>
+      </w:r>
+      <w:proofErr w:type="spellStart"/>
+      <w:r>
+        <w:rPr>
+          <w:b/>
+          <w:bCs/>
+        </w:rPr>
+        <w:t>TargetLocator</w:t>
+      </w:r>
+      <w:proofErr w:type="spellEnd"/>
+      <w:r>
+        <w:t xml:space="preserve">, and </w:t>
+      </w:r>
+      <w:r>
+        <w:rPr>
+          <w:b/>
+          <w:bCs/>
+        </w:rPr>
+        <w:t>Options</w:t>
+      </w:r>
+      <w:r>
+        <w:t>.</w:t>
+      </w:r>
+      <w:r>
+        <w:br/>
+        <w:t>These help in navigation, switching, window management, cookies, and timeouts.</w:t>
+      </w:r>
+      <w:r>
+        <w:br/>
+        <w:t xml:space="preserve">Options further contains </w:t>
+      </w:r>
+      <w:r>
+        <w:rPr>
+          <w:b/>
+          <w:bCs/>
+        </w:rPr>
+        <w:t>Window</w:t>
+      </w:r>
+      <w:r>
+        <w:t xml:space="preserve">, </w:t>
+      </w:r>
+      <w:r>
+        <w:rPr>
+          <w:b/>
+          <w:bCs/>
+        </w:rPr>
+        <w:t>Timeouts</w:t>
+      </w:r>
+      <w:r>
+        <w:t xml:space="preserve">, and deprecated </w:t>
+      </w:r>
+      <w:r>
+        <w:rPr>
+          <w:b/>
+          <w:bCs/>
+        </w:rPr>
+        <w:t>Logs</w:t>
+      </w:r>
+      <w:r>
+        <w:t>.</w:t>
+      </w:r>
+    </w:p>
+    <w:p>
+      <w:pPr>
+        <w:pStyle w:val="Heading3"/>
+        <w:rPr>
+          <w:b/>
+          <w:bCs/>
+        </w:rPr>
+      </w:pPr>
+      <w:r>
+        <w:rPr>
+          <w:rFonts w:ascii="Segoe UI Emoji" w:hAnsi="Segoe UI Emoji" w:cs="Segoe UI Emoji"/>
+          <w:b/>
+          <w:bCs/>
+        </w:rPr>
+        <w:t>🎁</w:t>
+      </w:r>
+      <w:r>
+        <w:rPr>
+          <w:b/>
+          <w:bCs/>
+        </w:rPr>
+        <w:t xml:space="preserve"> Bonus: One-line Memory Trick</w:t>
       </w:r>
     </w:p>
     <w:p>
@@ -4619,17 +4576,11 @@
         </w:pBdr>
       </w:pPr>
       <w:r>
-        <w:t xml:space="preserve">WebDriver has three main inner interfaces: </w:t>
-      </w:r>
-      <w:r>
-        <w:rPr>
-          <w:b/>
-          <w:bCs/>
-        </w:rPr>
-        <w:t>Navigation</w:t>
-      </w:r>
-      <w:r>
-        <w:t xml:space="preserve">, </w:t>
+        <w:rPr>
+          <w:b/>
+          <w:bCs/>
+        </w:rPr>
+        <w:t xml:space="preserve">WebDriver = Navigation + </w:t>
       </w:r>
       <w:proofErr w:type="spellStart"/>
       <w:r>
@@ -4637,59 +4588,31 @@
           <w:b/>
           <w:bCs/>
         </w:rPr>
+        <w:t>SwitchTo</w:t>
+      </w:r>
+      <w:proofErr w:type="spellEnd"/>
+      <w:r>
+        <w:rPr>
+          <w:b/>
+          <w:bCs/>
+        </w:rPr>
+        <w:t xml:space="preserve"> (</w:t>
+      </w:r>
+      <w:proofErr w:type="spellStart"/>
+      <w:r>
+        <w:rPr>
+          <w:b/>
+          <w:bCs/>
+        </w:rPr>
         <w:t>TargetLocator</w:t>
       </w:r>
       <w:proofErr w:type="spellEnd"/>
       <w:r>
-        <w:t xml:space="preserve">, and </w:t>
-      </w:r>
-      <w:r>
-        <w:rPr>
-          <w:b/>
-          <w:bCs/>
-        </w:rPr>
-        <w:t>Options</w:t>
-      </w:r>
-      <w:r>
-        <w:t>.</w:t>
-      </w:r>
-      <w:r>
-        <w:br/>
-        <w:t>These help in navigation, switching, window management, cookies, and timeouts.</w:t>
-      </w:r>
-      <w:r>
-        <w:br/>
-        <w:t xml:space="preserve">Options further contains </w:t>
-      </w:r>
-      <w:r>
-        <w:rPr>
-          <w:b/>
-          <w:bCs/>
-        </w:rPr>
-        <w:t>Window</w:t>
-      </w:r>
-      <w:r>
-        <w:t xml:space="preserve">, </w:t>
-      </w:r>
-      <w:r>
-        <w:rPr>
-          <w:b/>
-          <w:bCs/>
-        </w:rPr>
-        <w:t>Timeouts</w:t>
-      </w:r>
-      <w:r>
-        <w:t xml:space="preserve">, and deprecated </w:t>
-      </w:r>
-      <w:r>
-        <w:rPr>
-          <w:b/>
-          <w:bCs/>
-        </w:rPr>
-        <w:t>Logs</w:t>
-      </w:r>
-      <w:r>
-        <w:t>.</w:t>
+        <w:rPr>
+          <w:b/>
+          <w:bCs/>
+        </w:rPr>
+        <w:t>) + Manage (Options)</w:t>
       </w:r>
     </w:p>
     <w:p>
@@ -4698,71 +4621,7 @@
           <w:bottom w:val="single" w:sz="6" w:space="1" w:color="auto"/>
         </w:pBdr>
       </w:pPr>
-      <w:r>
-        <w:rPr>
-          <w:rFonts w:ascii="Segoe UI Emoji" w:hAnsi="Segoe UI Emoji" w:cs="Segoe UI Emoji"/>
-        </w:rPr>
-        <w:t>🎁</w:t>
-      </w:r>
-      <w:r>
-        <w:t xml:space="preserve"> Bonus: One-line Memory Trick</w:t>
-      </w:r>
-    </w:p>
-    <w:p>
-      <w:pPr>
-        <w:pBdr>
-          <w:bottom w:val="single" w:sz="6" w:space="1" w:color="auto"/>
-        </w:pBdr>
-      </w:pPr>
-      <w:r>
-        <w:t xml:space="preserve">WebDriver = Navigation + </w:t>
-      </w:r>
-      <w:proofErr w:type="spellStart"/>
-      <w:r>
-        <w:t>SwitchTo</w:t>
-      </w:r>
-      <w:proofErr w:type="spellEnd"/>
-      <w:r>
-        <w:t xml:space="preserve"> (</w:t>
-      </w:r>
-      <w:proofErr w:type="spellStart"/>
-      <w:r>
-        <w:t>TargetLocator</w:t>
-      </w:r>
-      <w:proofErr w:type="spellEnd"/>
-      <w:r>
-        <w:t>) + Manage (Options)</w:t>
-      </w:r>
-    </w:p>
-    <w:p>
-      <w:pPr>
-        <w:pBdr>
-          <w:bottom w:val="single" w:sz="6" w:space="1" w:color="auto"/>
-        </w:pBdr>
-      </w:pPr>
-    </w:p>
-    <w:p>
-      <w:pPr>
-        <w:pBdr>
-          <w:bottom w:val="single" w:sz="6" w:space="1" w:color="auto"/>
-        </w:pBdr>
-      </w:pPr>
-    </w:p>
-    <w:p>
-      <w:pPr>
-        <w:pBdr>
-          <w:bottom w:val="single" w:sz="6" w:space="1" w:color="auto"/>
-        </w:pBdr>
-      </w:pPr>
-    </w:p>
-    <w:p>
-      <w:pPr>
-        <w:pBdr>
-          <w:bottom w:val="single" w:sz="6" w:space="1" w:color="auto"/>
-        </w:pBdr>
-      </w:pPr>
-    </w:p>
-    <w:p/>
+    </w:p>
     <w:sectPr>
       <w:pgSz w:w="11906" w:h="16838"/>
       <w:pgMar w:top="1440" w:right="1440" w:bottom="1440" w:left="1440" w:header="708" w:footer="708" w:gutter="0"/>
@@ -6690,7 +6549,6 @@
     <w:next w:val="Normal"/>
     <w:link w:val="Heading2Char"/>
     <w:uiPriority w:val="9"/>
-    <w:semiHidden/>
     <w:unhideWhenUsed/>
     <w:qFormat/>
     <w:rsid w:val="00E356C7"/>
@@ -6713,7 +6571,6 @@
     <w:next w:val="Normal"/>
     <w:link w:val="Heading3Char"/>
     <w:uiPriority w:val="9"/>
-    <w:semiHidden/>
     <w:unhideWhenUsed/>
     <w:qFormat/>
     <w:rsid w:val="00E356C7"/>
@@ -6865,6 +6722,7 @@
   <w:style w:type="character" w:default="1" w:styleId="DefaultParagraphFont">
     <w:name w:val="Default Paragraph Font"/>
     <w:uiPriority w:val="1"/>
+    <w:semiHidden/>
     <w:unhideWhenUsed/>
   </w:style>
   <w:style w:type="table" w:default="1" w:styleId="TableNormal">
@@ -6906,7 +6764,6 @@
     <w:basedOn w:val="DefaultParagraphFont"/>
     <w:link w:val="Heading2"/>
     <w:uiPriority w:val="9"/>
-    <w:semiHidden/>
     <w:rsid w:val="00E356C7"/>
     <w:rPr>
       <w:rFonts w:asciiTheme="majorHAnsi" w:eastAsiaTheme="majorEastAsia" w:hAnsiTheme="majorHAnsi" w:cstheme="majorBidi"/>
@@ -6920,7 +6777,6 @@
     <w:basedOn w:val="DefaultParagraphFont"/>
     <w:link w:val="Heading3"/>
     <w:uiPriority w:val="9"/>
-    <w:semiHidden/>
     <w:rsid w:val="00E356C7"/>
     <w:rPr>
       <w:rFonts w:eastAsiaTheme="majorEastAsia" w:cstheme="majorBidi"/>
